--- a/模板/追踪-报告模板.docx
+++ b/模板/追踪-报告模板.docx
@@ -85,6 +85,7 @@
               <w:bottom w:val="single" w:sz="12" w:space="0" w:color="auto"/>
               <w:right w:val="single" w:sz="4" w:space="0" w:color="auto"/>
             </w:tcBorders>
+            <w:vAlign w:val="center"/>
           </w:tcPr>
           <w:p>
             <w:pPr>
@@ -115,6 +116,7 @@
               <w:bottom w:val="single" w:sz="4" w:space="0" w:color="auto"/>
               <w:right w:val="single" w:sz="4" w:space="0" w:color="auto"/>
             </w:tcBorders>
+            <w:vAlign w:val="center"/>
           </w:tcPr>
           <w:p>
             <w:pPr>
@@ -145,6 +147,7 @@
               <w:bottom w:val="single" w:sz="4" w:space="0" w:color="auto"/>
               <w:right w:val="single" w:sz="4" w:space="0" w:color="auto"/>
             </w:tcBorders>
+            <w:vAlign w:val="center"/>
           </w:tcPr>
           <w:p>
             <w:pPr>
@@ -175,6 +178,7 @@
               <w:bottom w:val="single" w:sz="4" w:space="0" w:color="auto"/>
               <w:right w:val="single" w:sz="4" w:space="0" w:color="auto"/>
             </w:tcBorders>
+            <w:vAlign w:val="center"/>
           </w:tcPr>
           <w:p>
             <w:pPr>
@@ -205,6 +209,7 @@
               <w:bottom w:val="single" w:sz="12" w:space="0" w:color="auto"/>
               <w:right w:val="single" w:sz="12" w:space="0" w:color="auto"/>
             </w:tcBorders>
+            <w:vAlign w:val="center"/>
           </w:tcPr>
           <w:p>
             <w:pPr>
@@ -237,6 +242,7 @@
               <w:bottom w:val="single" w:sz="12" w:space="0" w:color="auto"/>
               <w:right w:val="single" w:sz="4" w:space="0" w:color="auto"/>
             </w:tcBorders>
+            <w:vAlign w:val="center"/>
           </w:tcPr>
           <w:p>
             <w:pPr>
@@ -266,6 +272,7 @@
               <w:bottom w:val="single" w:sz="12" w:space="0" w:color="auto"/>
               <w:right w:val="single" w:sz="4" w:space="0" w:color="auto"/>
             </w:tcBorders>
+            <w:vAlign w:val="center"/>
           </w:tcPr>
           <w:p>
             <w:pPr>
@@ -295,6 +302,7 @@
               <w:bottom w:val="single" w:sz="12" w:space="0" w:color="auto"/>
               <w:right w:val="single" w:sz="4" w:space="0" w:color="auto"/>
             </w:tcBorders>
+            <w:vAlign w:val="center"/>
           </w:tcPr>
           <w:p>
             <w:pPr>
@@ -324,6 +332,7 @@
               <w:bottom w:val="single" w:sz="12" w:space="0" w:color="auto"/>
               <w:right w:val="single" w:sz="4" w:space="0" w:color="auto"/>
             </w:tcBorders>
+            <w:vAlign w:val="center"/>
           </w:tcPr>
           <w:p>
             <w:pPr>
@@ -353,6 +362,7 @@
               <w:bottom w:val="single" w:sz="12" w:space="0" w:color="auto"/>
               <w:right w:val="single" w:sz="4" w:space="0" w:color="auto"/>
             </w:tcBorders>
+            <w:vAlign w:val="center"/>
           </w:tcPr>
           <w:p>
             <w:pPr>
@@ -382,6 +392,7 @@
               <w:bottom w:val="single" w:sz="12" w:space="0" w:color="auto"/>
               <w:right w:val="single" w:sz="4" w:space="0" w:color="auto"/>
             </w:tcBorders>
+            <w:vAlign w:val="center"/>
           </w:tcPr>
           <w:p>
             <w:pPr>
@@ -411,6 +422,7 @@
               <w:bottom w:val="single" w:sz="12" w:space="0" w:color="auto"/>
               <w:right w:val="single" w:sz="4" w:space="0" w:color="auto"/>
             </w:tcBorders>
+            <w:vAlign w:val="center"/>
           </w:tcPr>
           <w:p>
             <w:pPr>
@@ -440,6 +452,7 @@
               <w:bottom w:val="single" w:sz="12" w:space="0" w:color="auto"/>
               <w:right w:val="single" w:sz="4" w:space="0" w:color="auto"/>
             </w:tcBorders>
+            <w:vAlign w:val="center"/>
           </w:tcPr>
           <w:p>
             <w:pPr>
@@ -469,6 +482,7 @@
               <w:bottom w:val="single" w:sz="12" w:space="0" w:color="auto"/>
               <w:right w:val="single" w:sz="4" w:space="0" w:color="auto"/>
             </w:tcBorders>
+            <w:vAlign w:val="center"/>
           </w:tcPr>
           <w:p>
             <w:pPr>
@@ -498,6 +512,7 @@
               <w:bottom w:val="single" w:sz="12" w:space="0" w:color="auto"/>
               <w:right w:val="single" w:sz="4" w:space="0" w:color="auto"/>
             </w:tcBorders>
+            <w:vAlign w:val="center"/>
           </w:tcPr>
           <w:p>
             <w:pPr>
@@ -528,6 +543,7 @@
               <w:bottom w:val="single" w:sz="12" w:space="0" w:color="auto"/>
               <w:right w:val="single" w:sz="12" w:space="0" w:color="auto"/>
             </w:tcBorders>
+            <w:vAlign w:val="center"/>
           </w:tcPr>
           <w:p>
             <w:pPr>
@@ -553,6 +569,7 @@
         <w:tc>
           <w:tcPr>
             <w:tcW w:w="0" w:type="auto"/>
+            <w:vAlign w:val="center"/>
           </w:tcPr>
           <w:p>
             <w:r>
@@ -565,6 +582,7 @@
         <w:tc>
           <w:tcPr>
             <w:tcW w:w="333" w:type="dxa"/>
+            <w:vAlign w:val="center"/>
           </w:tcPr>
           <w:p>
             <w:r>
@@ -579,6 +597,7 @@
         <w:tc>
           <w:tcPr>
             <w:tcW w:w="606" w:type="dxa"/>
+            <w:vAlign w:val="center"/>
           </w:tcPr>
           <w:p>
             <w:r>
@@ -593,6 +612,7 @@
         <w:tc>
           <w:tcPr>
             <w:tcW w:w="943" w:type="dxa"/>
+            <w:vAlign w:val="center"/>
           </w:tcPr>
           <w:p>
             <w:r>
@@ -607,6 +627,7 @@
         <w:tc>
           <w:tcPr>
             <w:tcW w:w="797" w:type="dxa"/>
+            <w:vAlign w:val="center"/>
           </w:tcPr>
           <w:p>
             <w:r>
@@ -621,6 +642,7 @@
         <w:tc>
           <w:tcPr>
             <w:tcW w:w="1062" w:type="dxa"/>
+            <w:vAlign w:val="center"/>
           </w:tcPr>
           <w:p>
             <w:r>
@@ -635,6 +657,7 @@
         <w:tc>
           <w:tcPr>
             <w:tcW w:w="1030" w:type="dxa"/>
+            <w:vAlign w:val="center"/>
           </w:tcPr>
           <w:p>
             <w:r>
@@ -649,6 +672,7 @@
         <w:tc>
           <w:tcPr>
             <w:tcW w:w="797" w:type="dxa"/>
+            <w:vAlign w:val="center"/>
           </w:tcPr>
           <w:p>
             <w:r>
@@ -663,6 +687,7 @@
         <w:tc>
           <w:tcPr>
             <w:tcW w:w="1295" w:type="dxa"/>
+            <w:vAlign w:val="center"/>
           </w:tcPr>
           <w:p>
             <w:r>
@@ -677,6 +702,7 @@
         <w:tc>
           <w:tcPr>
             <w:tcW w:w="1195" w:type="dxa"/>
+            <w:vAlign w:val="center"/>
           </w:tcPr>
           <w:p>
             <w:r>
@@ -691,6 +717,7 @@
         <w:tc>
           <w:tcPr>
             <w:tcW w:w="499" w:type="dxa"/>
+            <w:vAlign w:val="center"/>
           </w:tcPr>
           <w:p>
             <w:r>
@@ -705,6 +732,7 @@
         <w:tc>
           <w:tcPr>
             <w:tcW w:w="1064" w:type="dxa"/>
+            <w:vAlign w:val="center"/>
           </w:tcPr>
           <w:p>
             <w:r>
@@ -721,6 +749,7 @@
         <w:tc>
           <w:tcPr>
             <w:tcW w:w="0" w:type="auto"/>
+            <w:vAlign w:val="center"/>
           </w:tcPr>
           <w:p>
             <w:r>

--- a/模板/追踪-报告模板.docx
+++ b/模板/追踪-报告模板.docx
@@ -569,7 +569,6 @@
         <w:tc>
           <w:tcPr>
             <w:tcW w:w="0" w:type="auto"/>
-            <w:vAlign w:val="center"/>
           </w:tcPr>
           <w:p>
             <w:r>
@@ -749,7 +748,6 @@
         <w:tc>
           <w:tcPr>
             <w:tcW w:w="0" w:type="auto"/>
-            <w:vAlign w:val="center"/>
           </w:tcPr>
           <w:p>
             <w:r>
